--- a/HuggingFists社区版Mac安装手册 v.14.docx
+++ b/HuggingFists社区版Mac安装手册 v.14.docx
@@ -440,13 +440,16 @@
         <w:t>c</w:t>
       </w:r>
       <w:r>
-        <w:t>at sengee.community</w:t>
-      </w:r>
-      <w:r>
-        <w:t>.zip</w:t>
-      </w:r>
-      <w:r>
-        <w:t xml:space="preserve"> * &gt; sengee.community.zip</w:t>
+        <w:t xml:space="preserve">at </w:t>
+      </w:r>
+      <w:r>
+        <w:t>sengee.community.mac</w:t>
+      </w:r>
+      <w:r>
+        <w:t xml:space="preserve">* &gt; </w:t>
+      </w:r>
+      <w:r>
+        <w:t>sengee.community.mac.zip</w:t>
       </w:r>
     </w:p>
     <w:p>
